--- a/ARASE DE PST.docx
+++ b/ARASE DE PST.docx
@@ -14288,7 +14288,7 @@
               <mc:AlternateContent>
                 <mc:Choice Requires="wpg">
                   <w:drawing>
-                    <wp:anchor distT="0" distB="0" distL="0" distR="0" simplePos="0" relativeHeight="251659264" behindDoc="1" locked="0" layoutInCell="1" allowOverlap="1" wp14:anchorId="7053D03E" wp14:editId="5A68BC4E">
+                    <wp:anchor distT="0" distB="0" distL="0" distR="0" simplePos="0" relativeHeight="251662336" behindDoc="1" locked="0" layoutInCell="1" allowOverlap="1" wp14:anchorId="7053D03E" wp14:editId="5A68BC4E">
                       <wp:simplePos x="0" y="0"/>
                       <wp:positionH relativeFrom="column">
                         <wp:posOffset>3048</wp:posOffset>
@@ -14443,7 +14443,7 @@
                 </mc:Choice>
                 <mc:Fallback>
                   <w:pict>
-                    <v:group w14:anchorId="5BB9716A" id="Group 4" o:spid="_x0000_s1026" style="position:absolute;margin-left:.25pt;margin-top:-43.2pt;width:531.5pt;height:42.5pt;z-index:-251657216;mso-wrap-distance-left:0;mso-wrap-distance-right:0" coordsize="67500,5397" o:gfxdata="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">
+                    <v:group w14:anchorId="0C1DBD1B" id="Group 4" o:spid="_x0000_s1026" style="position:absolute;margin-left:.25pt;margin-top:-43.2pt;width:531.5pt;height:42.5pt;z-index:-251654144;mso-wrap-distance-left:0;mso-wrap-distance-right:0" coordsize="67500,5397" o:gfxdata="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">
                       <v:shape id="Graphic 5" o:spid="_x0000_s1027" style="position:absolute;width:67500;height:5397;visibility:visible;mso-wrap-style:square;v-text-anchor:top" coordsize="6750050,539750" o:gfxdata="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" path="m4972799,l3447288,r-3048,l3441192,,,,,539496r3441192,l3444240,539496r3048,l3942575,539496r,-266700l3942588,539496r3048,l3948684,539496r495287,l4443971,272796r13,266700l4447032,539496r3048,l4972799,539496r,-266700l4972799,266700,4972799,xem6749796,l4978908,r,539496l6749796,539496,6749796,xe" fillcolor="#1a297f" stroked="f">
                         <v:path arrowok="t"/>
                       </v:shape>
@@ -14506,10 +14506,18 @@
           <w:p>
             <w:pPr>
               <w:pStyle w:val="TableParagraph"/>
-              <w:rPr>
-                <w:sz w:val="20"/>
-              </w:rPr>
-            </w:pPr>
+              <w:jc w:val="center"/>
+              <w:rPr>
+                <w:sz w:val="20"/>
+              </w:rPr>
+            </w:pPr>
+            <w:r>
+              <w:rPr>
+                <w:sz w:val="44"/>
+                <w:szCs w:val="44"/>
+              </w:rPr>
+              <w:sym w:font="Wingdings 2" w:char="F050"/>
+            </w:r>
           </w:p>
         </w:tc>
         <w:tc>
@@ -14648,10 +14656,18 @@
           <w:p>
             <w:pPr>
               <w:pStyle w:val="TableParagraph"/>
-              <w:rPr>
-                <w:sz w:val="20"/>
-              </w:rPr>
-            </w:pPr>
+              <w:jc w:val="center"/>
+              <w:rPr>
+                <w:sz w:val="20"/>
+              </w:rPr>
+            </w:pPr>
+            <w:r>
+              <w:rPr>
+                <w:sz w:val="44"/>
+                <w:szCs w:val="44"/>
+              </w:rPr>
+              <w:sym w:font="Wingdings 2" w:char="F050"/>
+            </w:r>
           </w:p>
         </w:tc>
         <w:tc>
@@ -14768,10 +14784,18 @@
           <w:p>
             <w:pPr>
               <w:pStyle w:val="TableParagraph"/>
-              <w:rPr>
-                <w:sz w:val="20"/>
-              </w:rPr>
-            </w:pPr>
+              <w:jc w:val="center"/>
+              <w:rPr>
+                <w:sz w:val="20"/>
+              </w:rPr>
+            </w:pPr>
+            <w:r>
+              <w:rPr>
+                <w:sz w:val="44"/>
+                <w:szCs w:val="44"/>
+              </w:rPr>
+              <w:sym w:font="Wingdings 2" w:char="F050"/>
+            </w:r>
           </w:p>
         </w:tc>
         <w:tc>
@@ -14909,10 +14933,18 @@
           <w:p>
             <w:pPr>
               <w:pStyle w:val="TableParagraph"/>
-              <w:rPr>
-                <w:sz w:val="20"/>
-              </w:rPr>
-            </w:pPr>
+              <w:jc w:val="center"/>
+              <w:rPr>
+                <w:sz w:val="20"/>
+              </w:rPr>
+            </w:pPr>
+            <w:r>
+              <w:rPr>
+                <w:sz w:val="44"/>
+                <w:szCs w:val="44"/>
+              </w:rPr>
+              <w:sym w:font="Wingdings 2" w:char="F050"/>
+            </w:r>
           </w:p>
         </w:tc>
         <w:tc>
@@ -15020,10 +15052,18 @@
           <w:p>
             <w:pPr>
               <w:pStyle w:val="TableParagraph"/>
-              <w:rPr>
-                <w:sz w:val="20"/>
-              </w:rPr>
-            </w:pPr>
+              <w:jc w:val="center"/>
+              <w:rPr>
+                <w:sz w:val="20"/>
+              </w:rPr>
+            </w:pPr>
+            <w:r>
+              <w:rPr>
+                <w:sz w:val="44"/>
+                <w:szCs w:val="44"/>
+              </w:rPr>
+              <w:sym w:font="Wingdings 2" w:char="F050"/>
+            </w:r>
           </w:p>
         </w:tc>
         <w:tc>
